--- a/task177/golden/launch_default_note.docx
+++ b/task177/golden/launch_default_note.docx
@@ -35,7 +35,7 @@
         <w:rPr>
           <w:sz w:val="19"/>
         </w:rPr>
-        <w:t>Paola Ayala, Finance</w:t>
+        <w:t>Paola Ayala, Libranza Portfolio</w:t>
       </w:r>
     </w:p>
     <w:p>
@@ -194,7 +194,7 @@
       <w:rPr>
         <w:sz w:val="16"/>
       </w:rPr>
-      <w:t xml:space="preserve">Coopservir. Finance. Internal. Page </w:t>
+      <w:t xml:space="preserve">Coopservir. Libranza Portfolio. Internal. Page </w:t>
     </w:r>
     <w:fldSimple w:instr="PAGE">
       <w:r>
